--- a/baitap/tth3.docx
+++ b/baitap/tth3.docx
@@ -47,7 +47,7 @@
     <w:p>
       <w:r>
         <w:pict w14:anchorId="04CBC0F0">
-          <v:rect id="_x0000_i1265" style="width:0;height:1.5pt" o:hralign="center" o:hrstd="t" o:hr="t" fillcolor="#a0a0a0" stroked="f"/>
+          <v:rect id="_x0000_i1025" style="width:0;height:1.5pt" o:hralign="center" o:hrstd="t" o:hr="t" fillcolor="#a0a0a0" stroked="f"/>
         </w:pict>
       </w:r>
     </w:p>
@@ -194,7 +194,7 @@
     <w:p>
       <w:r>
         <w:pict w14:anchorId="17B567E5">
-          <v:rect id="_x0000_i1266" style="width:0;height:1.5pt" o:hralign="center" o:hrstd="t" o:hr="t" fillcolor="#a0a0a0" stroked="f"/>
+          <v:rect id="_x0000_i1026" style="width:0;height:1.5pt" o:hralign="center" o:hrstd="t" o:hr="t" fillcolor="#a0a0a0" stroked="f"/>
         </w:pict>
       </w:r>
     </w:p>
@@ -332,7 +332,7 @@
     <w:p>
       <w:r>
         <w:pict w14:anchorId="255F7237">
-          <v:rect id="_x0000_i1267" style="width:0;height:1.5pt" o:hralign="center" o:hrstd="t" o:hr="t" fillcolor="#a0a0a0" stroked="f"/>
+          <v:rect id="_x0000_i1027" style="width:0;height:1.5pt" o:hralign="center" o:hrstd="t" o:hr="t" fillcolor="#a0a0a0" stroked="f"/>
         </w:pict>
       </w:r>
     </w:p>
@@ -464,7 +464,7 @@
     <w:p>
       <w:r>
         <w:pict w14:anchorId="59AD8065">
-          <v:rect id="_x0000_i1268" style="width:0;height:1.5pt" o:hralign="center" o:hrstd="t" o:hr="t" fillcolor="#a0a0a0" stroked="f"/>
+          <v:rect id="_x0000_i1028" style="width:0;height:1.5pt" o:hralign="center" o:hrstd="t" o:hr="t" fillcolor="#a0a0a0" stroked="f"/>
         </w:pict>
       </w:r>
     </w:p>
@@ -597,7 +597,7 @@
     <w:p>
       <w:r>
         <w:pict w14:anchorId="7023896A">
-          <v:rect id="_x0000_i1269" style="width:0;height:1.5pt" o:hralign="center" o:hrstd="t" o:hr="t" fillcolor="#a0a0a0" stroked="f"/>
+          <v:rect id="_x0000_i1029" style="width:0;height:1.5pt" o:hralign="center" o:hrstd="t" o:hr="t" fillcolor="#a0a0a0" stroked="f"/>
         </w:pict>
       </w:r>
     </w:p>
@@ -734,7 +734,7 @@
     <w:p>
       <w:r>
         <w:pict w14:anchorId="1E5BA8D6">
-          <v:rect id="_x0000_i1270" style="width:0;height:1.5pt" o:hralign="center" o:hrstd="t" o:hr="t" fillcolor="#a0a0a0" stroked="f"/>
+          <v:rect id="_x0000_i1030" style="width:0;height:1.5pt" o:hralign="center" o:hrstd="t" o:hr="t" fillcolor="#a0a0a0" stroked="f"/>
         </w:pict>
       </w:r>
     </w:p>
@@ -892,7 +892,7 @@
     <w:p>
       <w:r>
         <w:pict w14:anchorId="3D68E100">
-          <v:rect id="_x0000_i1271" style="width:0;height:1.5pt" o:hralign="center" o:hrstd="t" o:hr="t" fillcolor="#a0a0a0" stroked="f"/>
+          <v:rect id="_x0000_i1031" style="width:0;height:1.5pt" o:hralign="center" o:hrstd="t" o:hr="t" fillcolor="#a0a0a0" stroked="f"/>
         </w:pict>
       </w:r>
     </w:p>
@@ -1079,7 +1079,7 @@
     <w:p>
       <w:r>
         <w:pict w14:anchorId="7B8C8CDF">
-          <v:rect id="_x0000_i1272" style="width:0;height:1.5pt" o:hralign="center" o:hrstd="t" o:hr="t" fillcolor="#a0a0a0" stroked="f"/>
+          <v:rect id="_x0000_i1032" style="width:0;height:1.5pt" o:hralign="center" o:hrstd="t" o:hr="t" fillcolor="#a0a0a0" stroked="f"/>
         </w:pict>
       </w:r>
     </w:p>
@@ -1217,7 +1217,7 @@
     <w:p>
       <w:r>
         <w:pict w14:anchorId="5A0538FA">
-          <v:rect id="_x0000_i1273" style="width:0;height:1.5pt" o:hralign="center" o:hrstd="t" o:hr="t" fillcolor="#a0a0a0" stroked="f"/>
+          <v:rect id="_x0000_i1033" style="width:0;height:1.5pt" o:hralign="center" o:hrstd="t" o:hr="t" fillcolor="#a0a0a0" stroked="f"/>
         </w:pict>
       </w:r>
     </w:p>
@@ -1255,7 +1255,7 @@
     <w:p>
       <w:r>
         <w:pict w14:anchorId="1567B34D">
-          <v:rect id="_x0000_i1274" style="width:0;height:1.5pt" o:hralign="center" o:hrstd="t" o:hr="t" fillcolor="#a0a0a0" stroked="f"/>
+          <v:rect id="_x0000_i1034" style="width:0;height:1.5pt" o:hralign="center" o:hrstd="t" o:hr="t" fillcolor="#a0a0a0" stroked="f"/>
         </w:pict>
       </w:r>
     </w:p>
@@ -1273,7 +1273,7 @@
     <w:p>
       <w:r>
         <w:pict w14:anchorId="46565AB4">
-          <v:rect id="_x0000_i1275" style="width:0;height:1.5pt" o:hralign="center" o:hrstd="t" o:hr="t" fillcolor="#a0a0a0" stroked="f"/>
+          <v:rect id="_x0000_i1035" style="width:0;height:1.5pt" o:hralign="center" o:hrstd="t" o:hr="t" fillcolor="#a0a0a0" stroked="f"/>
         </w:pict>
       </w:r>
     </w:p>
@@ -1291,7 +1291,7 @@
     <w:p>
       <w:r>
         <w:pict w14:anchorId="79E27B09">
-          <v:rect id="_x0000_i1276" style="width:0;height:1.5pt" o:hralign="center" o:hrstd="t" o:hr="t" fillcolor="#a0a0a0" stroked="f"/>
+          <v:rect id="_x0000_i1036" style="width:0;height:1.5pt" o:hralign="center" o:hrstd="t" o:hr="t" fillcolor="#a0a0a0" stroked="f"/>
         </w:pict>
       </w:r>
     </w:p>
@@ -1309,7 +1309,7 @@
     <w:p>
       <w:r>
         <w:pict w14:anchorId="00970BB3">
-          <v:rect id="_x0000_i1277" style="width:0;height:1.5pt" o:hralign="center" o:hrstd="t" o:hr="t" fillcolor="#a0a0a0" stroked="f"/>
+          <v:rect id="_x0000_i1037" style="width:0;height:1.5pt" o:hralign="center" o:hrstd="t" o:hr="t" fillcolor="#a0a0a0" stroked="f"/>
         </w:pict>
       </w:r>
     </w:p>
@@ -1327,7 +1327,7 @@
     <w:p>
       <w:r>
         <w:pict w14:anchorId="3DA87638">
-          <v:rect id="_x0000_i1278" style="width:0;height:1.5pt" o:hralign="center" o:hrstd="t" o:hr="t" fillcolor="#a0a0a0" stroked="f"/>
+          <v:rect id="_x0000_i1038" style="width:0;height:1.5pt" o:hralign="center" o:hrstd="t" o:hr="t" fillcolor="#a0a0a0" stroked="f"/>
         </w:pict>
       </w:r>
     </w:p>
@@ -1346,7 +1346,7 @@
       <w:r>
         <w:lastRenderedPageBreak/>
         <w:pict w14:anchorId="02CC11EC">
-          <v:rect id="_x0000_i1279" style="width:0;height:1.5pt" o:hralign="center" o:hrstd="t" o:hr="t" fillcolor="#a0a0a0" stroked="f"/>
+          <v:rect id="_x0000_i1039" style="width:0;height:1.5pt" o:hralign="center" o:hrstd="t" o:hr="t" fillcolor="#a0a0a0" stroked="f"/>
         </w:pict>
       </w:r>
     </w:p>
@@ -1364,7 +1364,7 @@
     <w:p>
       <w:r>
         <w:pict w14:anchorId="69D845ED">
-          <v:rect id="_x0000_i1280" style="width:0;height:1.5pt" o:hralign="center" o:hrstd="t" o:hr="t" fillcolor="#a0a0a0" stroked="f"/>
+          <v:rect id="_x0000_i1040" style="width:0;height:1.5pt" o:hralign="center" o:hrstd="t" o:hr="t" fillcolor="#a0a0a0" stroked="f"/>
         </w:pict>
       </w:r>
     </w:p>
@@ -1382,7 +1382,7 @@
     <w:p>
       <w:r>
         <w:pict w14:anchorId="28FF81F9">
-          <v:rect id="_x0000_i1281" style="width:0;height:1.5pt" o:hralign="center" o:hrstd="t" o:hr="t" fillcolor="#a0a0a0" stroked="f"/>
+          <v:rect id="_x0000_i1041" style="width:0;height:1.5pt" o:hralign="center" o:hrstd="t" o:hr="t" fillcolor="#a0a0a0" stroked="f"/>
         </w:pict>
       </w:r>
     </w:p>
@@ -1400,7 +1400,7 @@
     <w:p>
       <w:r>
         <w:pict w14:anchorId="6D29F503">
-          <v:rect id="_x0000_i1282" style="width:0;height:1.5pt" o:hralign="center" o:hrstd="t" o:hr="t" fillcolor="#a0a0a0" stroked="f"/>
+          <v:rect id="_x0000_i1042" style="width:0;height:1.5pt" o:hralign="center" o:hrstd="t" o:hr="t" fillcolor="#a0a0a0" stroked="f"/>
         </w:pict>
       </w:r>
     </w:p>
@@ -1418,14 +1418,14 @@
     <w:p>
       <w:r>
         <w:pict w14:anchorId="7DA95FD5">
-          <v:rect id="_x0000_i1283" style="width:0;height:1.5pt" o:hralign="center" o:hrstd="t" o:hr="t" fillcolor="#a0a0a0" stroked="f"/>
+          <v:rect id="_x0000_i1043" style="width:0;height:1.5pt" o:hralign="center" o:hrstd="t" o:hr="t" fillcolor="#a0a0a0" stroked="f"/>
         </w:pict>
       </w:r>
     </w:p>
     <w:p>
       <w:r>
         <w:pict w14:anchorId="65CE765F">
-          <v:rect id="_x0000_i1284" style="width:0;height:1.5pt" o:hralign="center" o:hrstd="t" o:hr="t" fillcolor="#a0a0a0" stroked="f"/>
+          <v:rect id="_x0000_i1044" style="width:0;height:1.5pt" o:hralign="center" o:hrstd="t" o:hr="t" fillcolor="#a0a0a0" stroked="f"/>
         </w:pict>
       </w:r>
     </w:p>
@@ -1473,7 +1473,7 @@
     <w:p>
       <w:r>
         <w:pict w14:anchorId="3CA00E6D">
-          <v:rect id="_x0000_i1285" style="width:0;height:1.5pt" o:hralign="center" o:hrstd="t" o:hr="t" fillcolor="#a0a0a0" stroked="f"/>
+          <v:rect id="_x0000_i1045" style="width:0;height:1.5pt" o:hralign="center" o:hrstd="t" o:hr="t" fillcolor="#a0a0a0" stroked="f"/>
         </w:pict>
       </w:r>
     </w:p>
@@ -1491,7 +1491,7 @@
     <w:p>
       <w:r>
         <w:pict w14:anchorId="6356455C">
-          <v:rect id="_x0000_i1286" style="width:0;height:1.5pt" o:hralign="center" o:hrstd="t" o:hr="t" fillcolor="#a0a0a0" stroked="f"/>
+          <v:rect id="_x0000_i1046" style="width:0;height:1.5pt" o:hralign="center" o:hrstd="t" o:hr="t" fillcolor="#a0a0a0" stroked="f"/>
         </w:pict>
       </w:r>
     </w:p>
@@ -1509,7 +1509,7 @@
     <w:p>
       <w:r>
         <w:pict w14:anchorId="7FAFCB7C">
-          <v:rect id="_x0000_i1287" style="width:0;height:1.5pt" o:hralign="center" o:hrstd="t" o:hr="t" fillcolor="#a0a0a0" stroked="f"/>
+          <v:rect id="_x0000_i1047" style="width:0;height:1.5pt" o:hralign="center" o:hrstd="t" o:hr="t" fillcolor="#a0a0a0" stroked="f"/>
         </w:pict>
       </w:r>
     </w:p>
@@ -1527,7 +1527,7 @@
     <w:p>
       <w:r>
         <w:pict w14:anchorId="161E57EC">
-          <v:rect id="_x0000_i1288" style="width:0;height:1.5pt" o:hralign="center" o:hrstd="t" o:hr="t" fillcolor="#a0a0a0" stroked="f"/>
+          <v:rect id="_x0000_i1048" style="width:0;height:1.5pt" o:hralign="center" o:hrstd="t" o:hr="t" fillcolor="#a0a0a0" stroked="f"/>
         </w:pict>
       </w:r>
     </w:p>
@@ -1545,7 +1545,7 @@
     <w:p>
       <w:r>
         <w:pict w14:anchorId="251FC696">
-          <v:rect id="_x0000_i1289" style="width:0;height:1.5pt" o:hralign="center" o:hrstd="t" o:hr="t" fillcolor="#a0a0a0" stroked="f"/>
+          <v:rect id="_x0000_i1049" style="width:0;height:1.5pt" o:hralign="center" o:hrstd="t" o:hr="t" fillcolor="#a0a0a0" stroked="f"/>
         </w:pict>
       </w:r>
     </w:p>
@@ -1564,7 +1564,7 @@
       <w:r>
         <w:lastRenderedPageBreak/>
         <w:pict w14:anchorId="4F1237C4">
-          <v:rect id="_x0000_i1290" style="width:0;height:1.5pt" o:hralign="center" o:hrstd="t" o:hr="t" fillcolor="#a0a0a0" stroked="f"/>
+          <v:rect id="_x0000_i1050" style="width:0;height:1.5pt" o:hralign="center" o:hrstd="t" o:hr="t" fillcolor="#a0a0a0" stroked="f"/>
         </w:pict>
       </w:r>
     </w:p>
@@ -1582,7 +1582,7 @@
     <w:p>
       <w:r>
         <w:pict w14:anchorId="08F23ACA">
-          <v:rect id="_x0000_i1291" style="width:0;height:1.5pt" o:hralign="center" o:hrstd="t" o:hr="t" fillcolor="#a0a0a0" stroked="f"/>
+          <v:rect id="_x0000_i1051" style="width:0;height:1.5pt" o:hralign="center" o:hrstd="t" o:hr="t" fillcolor="#a0a0a0" stroked="f"/>
         </w:pict>
       </w:r>
     </w:p>
@@ -1600,7 +1600,7 @@
     <w:p>
       <w:r>
         <w:pict w14:anchorId="4FC61007">
-          <v:rect id="_x0000_i1292" style="width:0;height:1.5pt" o:hralign="center" o:hrstd="t" o:hr="t" fillcolor="#a0a0a0" stroked="f"/>
+          <v:rect id="_x0000_i1052" style="width:0;height:1.5pt" o:hralign="center" o:hrstd="t" o:hr="t" fillcolor="#a0a0a0" stroked="f"/>
         </w:pict>
       </w:r>
     </w:p>
@@ -1618,7 +1618,7 @@
     <w:p>
       <w:r>
         <w:pict w14:anchorId="7C61C2AB">
-          <v:rect id="_x0000_i1293" style="width:0;height:1.5pt" o:hralign="center" o:hrstd="t" o:hr="t" fillcolor="#a0a0a0" stroked="f"/>
+          <v:rect id="_x0000_i1053" style="width:0;height:1.5pt" o:hralign="center" o:hrstd="t" o:hr="t" fillcolor="#a0a0a0" stroked="f"/>
         </w:pict>
       </w:r>
     </w:p>
@@ -1636,14 +1636,14 @@
     <w:p>
       <w:r>
         <w:pict w14:anchorId="4D760A10">
-          <v:rect id="_x0000_i1294" style="width:0;height:1.5pt" o:hralign="center" o:hrstd="t" o:hr="t" fillcolor="#a0a0a0" stroked="f"/>
+          <v:rect id="_x0000_i1054" style="width:0;height:1.5pt" o:hralign="center" o:hrstd="t" o:hr="t" fillcolor="#a0a0a0" stroked="f"/>
         </w:pict>
       </w:r>
     </w:p>
     <w:p>
       <w:r>
         <w:pict w14:anchorId="446CF00A">
-          <v:rect id="_x0000_i1295" style="width:0;height:1.5pt" o:hralign="center" o:hrstd="t" o:hr="t" fillcolor="#a0a0a0" stroked="f"/>
+          <v:rect id="_x0000_i1055" style="width:0;height:1.5pt" o:hralign="center" o:hrstd="t" o:hr="t" fillcolor="#a0a0a0" stroked="f"/>
         </w:pict>
       </w:r>
     </w:p>
@@ -1790,7 +1790,7 @@
     <w:p>
       <w:r>
         <w:pict w14:anchorId="22417C83">
-          <v:rect id="_x0000_i1296" style="width:0;height:1.5pt" o:hralign="center" o:hrstd="t" o:hr="t" fillcolor="#a0a0a0" stroked="f"/>
+          <v:rect id="_x0000_i1056" style="width:0;height:1.5pt" o:hralign="center" o:hrstd="t" o:hr="t" fillcolor="#a0a0a0" stroked="f"/>
         </w:pict>
       </w:r>
     </w:p>
@@ -1923,7 +1923,7 @@
     <w:p>
       <w:r>
         <w:pict w14:anchorId="45526F01">
-          <v:rect id="_x0000_i1297" style="width:0;height:1.5pt" o:hralign="center" o:hrstd="t" o:hr="t" fillcolor="#a0a0a0" stroked="f"/>
+          <v:rect id="_x0000_i1057" style="width:0;height:1.5pt" o:hralign="center" o:hrstd="t" o:hr="t" fillcolor="#a0a0a0" stroked="f"/>
         </w:pict>
       </w:r>
     </w:p>
@@ -2055,7 +2055,7 @@
     <w:p>
       <w:r>
         <w:pict w14:anchorId="067942CC">
-          <v:rect id="_x0000_i1298" style="width:0;height:1.5pt" o:hralign="center" o:hrstd="t" o:hr="t" fillcolor="#a0a0a0" stroked="f"/>
+          <v:rect id="_x0000_i1058" style="width:0;height:1.5pt" o:hralign="center" o:hrstd="t" o:hr="t" fillcolor="#a0a0a0" stroked="f"/>
         </w:pict>
       </w:r>
     </w:p>
@@ -2104,7 +2104,13 @@
         </w:numPr>
       </w:pPr>
       <w:r>
-        <w:t>ninth</w:t>
+        <w:t>nin</w:t>
+      </w:r>
+      <w:r>
+        <w:t>e</w:t>
+      </w:r>
+      <w:r>
+        <w:t>th</w:t>
       </w:r>
     </w:p>
     <w:p>
@@ -2115,7 +2121,13 @@
         </w:numPr>
       </w:pPr>
       <w:r>
-        <w:t>twelfth</w:t>
+        <w:t>twel</w:t>
+      </w:r>
+      <w:r>
+        <w:t>ve</w:t>
+      </w:r>
+      <w:r>
+        <w:t>th</w:t>
       </w:r>
     </w:p>
     <w:p>
@@ -2188,7 +2200,7 @@
     <w:p>
       <w:r>
         <w:pict w14:anchorId="75043FE2">
-          <v:rect id="_x0000_i1299" style="width:0;height:1.5pt" o:hralign="center" o:hrstd="t" o:hr="t" fillcolor="#a0a0a0" stroked="f"/>
+          <v:rect id="_x0000_i1059" style="width:0;height:1.5pt" o:hralign="center" o:hrstd="t" o:hr="t" fillcolor="#a0a0a0" stroked="f"/>
         </w:pict>
       </w:r>
     </w:p>
@@ -2320,7 +2332,7 @@
     <w:p>
       <w:r>
         <w:pict w14:anchorId="3F13AEA6">
-          <v:rect id="_x0000_i1300" style="width:0;height:1.5pt" o:hralign="center" o:hrstd="t" o:hr="t" fillcolor="#a0a0a0" stroked="f"/>
+          <v:rect id="_x0000_i1060" style="width:0;height:1.5pt" o:hralign="center" o:hrstd="t" o:hr="t" fillcolor="#a0a0a0" stroked="f"/>
         </w:pict>
       </w:r>
     </w:p>
@@ -2453,7 +2465,7 @@
     <w:p>
       <w:r>
         <w:pict w14:anchorId="711FDF5B">
-          <v:rect id="_x0000_i1301" style="width:0;height:1.5pt" o:hralign="center" o:hrstd="t" o:hr="t" fillcolor="#a0a0a0" stroked="f"/>
+          <v:rect id="_x0000_i1061" style="width:0;height:1.5pt" o:hralign="center" o:hrstd="t" o:hr="t" fillcolor="#a0a0a0" stroked="f"/>
         </w:pict>
       </w:r>
     </w:p>
@@ -2585,7 +2597,7 @@
     <w:p>
       <w:r>
         <w:pict w14:anchorId="6EC8AA14">
-          <v:rect id="_x0000_i1302" style="width:0;height:1.5pt" o:hralign="center" o:hrstd="t" o:hr="t" fillcolor="#a0a0a0" stroked="f"/>
+          <v:rect id="_x0000_i1062" style="width:0;height:1.5pt" o:hralign="center" o:hrstd="t" o:hr="t" fillcolor="#a0a0a0" stroked="f"/>
         </w:pict>
       </w:r>
     </w:p>
@@ -2718,7 +2730,7 @@
     <w:p>
       <w:r>
         <w:pict w14:anchorId="2331C391">
-          <v:rect id="_x0000_i1303" style="width:0;height:1.5pt" o:hralign="center" o:hrstd="t" o:hr="t" fillcolor="#a0a0a0" stroked="f"/>
+          <v:rect id="_x0000_i1063" style="width:0;height:1.5pt" o:hralign="center" o:hrstd="t" o:hr="t" fillcolor="#a0a0a0" stroked="f"/>
         </w:pict>
       </w:r>
     </w:p>
@@ -2850,7 +2862,7 @@
     <w:p>
       <w:r>
         <w:pict w14:anchorId="472866B8">
-          <v:rect id="_x0000_i1304" style="width:0;height:1.5pt" o:hralign="center" o:hrstd="t" o:hr="t" fillcolor="#a0a0a0" stroked="f"/>
+          <v:rect id="_x0000_i1064" style="width:0;height:1.5pt" o:hralign="center" o:hrstd="t" o:hr="t" fillcolor="#a0a0a0" stroked="f"/>
         </w:pict>
       </w:r>
     </w:p>
@@ -9050,6 +9062,7 @@
   <w:style w:type="character" w:default="1" w:styleId="DefaultParagraphFont">
     <w:name w:val="Default Paragraph Font"/>
     <w:uiPriority w:val="1"/>
+    <w:semiHidden/>
     <w:unhideWhenUsed/>
   </w:style>
   <w:style w:type="table" w:default="1" w:styleId="TableNormal">
